--- a/Fase 2/Evidencias Proyecto/Evidencias de documentación/Acta Kick-Off - Barberia Big Boys.docx
+++ b/Fase 2/Evidencias Proyecto/Evidencias de documentación/Acta Kick-Off - Barberia Big Boys.docx
@@ -566,7 +566,7 @@
               <w:rPr>
                 <w:color w:val="000000"/>
               </w:rPr>
-              <w:t>Dueño/a de Barbería Big Boys</w:t>
+              <w:t>Dueño/a de Barbería Big-Boys</w:t>
             </w:r>
           </w:p>
         </w:tc>
@@ -728,21 +728,19 @@
               <w:rPr>
                 <w:color w:val="000000"/>
               </w:rPr>
-              <w:t>Reunión de inicio (</w:t>
+              <w:t>Reunión de inicio (kick-off) del Proyecto Barbería Big-Boys — Plataforma Web y App Móvil</w:t>
             </w:r>
             <w:proofErr w:type="spellStart"/>
             <w:r>
               <w:rPr>
                 <w:color w:val="000000"/>
               </w:rPr>
-              <w:t>kick</w:t>
             </w:r>
             <w:proofErr w:type="spellEnd"/>
             <w:r>
               <w:rPr>
                 <w:color w:val="000000"/>
               </w:rPr>
-              <w:t>-off) del proyecto BIG BOYS — Plataforma Web y App Móvil para Barbería Big Boys</w:t>
             </w:r>
           </w:p>
         </w:tc>
@@ -785,7 +783,7 @@
           <w:sz w:val="21"/>
           <w:szCs w:val="21"/>
         </w:rPr>
-        <w:t>En esta primera reunión se conversó con el dueño/a de Barbería Big Boys sobre la forma en que actualmente opera el negocio. Se informó que la atención se realiza por orden de llegada, sin sistema de reservas, lo que provoca pérdida de clientes en horas de alta demanda porque no todos pueden esperar o volver más tarde. Además, cada servicio se registra manualmente en una planilla Excel, indicando el colaborador que atendió y el monto cobrado, sin trazabilidad digital y sin consolidar la información entre las dos sucursales del negocio (Peñaflor y Talagante).</w:t>
+        <w:t>En esta primera reunión se conversó con el dueño/a de Barbería Big-Boys sobre la forma en que actualmente opera el negocio. Se informó que la atención se realiza por orden de llegada, sin sistema de reservas, lo que provoca pérdida de clientes en horas de alta demanda porque no todos pueden esperar o volver más tarde. Además, cada servicio se registra manualmente en una planilla Excel, indicando el colaborador que atendió y el monto cobrado, sin trazabilidad digital y sin consolidar la información entre las sucursales del negocio.</w:t>
       </w:r>
     </w:p>
     <w:p>
@@ -801,7 +799,7 @@
           <w:sz w:val="21"/>
           <w:szCs w:val="21"/>
         </w:rPr>
-        <w:t xml:space="preserve">El equipo de proyecto planteó la posibilidad de desarrollar una </w:t>
+        <w:t>El equipo de proyecto planteó la posibilidad de desarrollar una app móvil Android nativa y un sitio web que se complementen con la atención por orden de llegada — permitiendo además agendar con anticipación — y que reemplacen por completo el registro manual en Excel, incorporando perfiles diferenciados para clientes, colaboradores y administradores en sus sucursales. Además del agendamiento y el abono de garantía, se planteó incorporar módulos de fidelización (cupones, puntos, ruleta de descuentos) para la primera versión (V1), a entregar en la semana 14 (13-11-2026). Como roadmap de escalabilidad para versiones futuras, fuera del alcance de esta primera entrega, se dejó definida la posibilidad de incorporar una tienda de productos de cuidado personal y un asistente de estilo asistido por IA, sin que esto afecte el alcance ni el cronograma comprometido para la V1.</w:t>
       </w:r>
       <w:proofErr w:type="gramStart"/>
       <w:r>
@@ -809,7 +807,6 @@
           <w:sz w:val="21"/>
           <w:szCs w:val="21"/>
         </w:rPr>
-        <w:t>app</w:t>
       </w:r>
       <w:proofErr w:type="gramEnd"/>
       <w:r>
@@ -817,7 +814,6 @@
           <w:sz w:val="21"/>
           <w:szCs w:val="21"/>
         </w:rPr>
-        <w:t xml:space="preserve"> móvil Android nativa y un sitio web que se complementen con la atención por orden de llegada — permitiendo además agendar con anticipación — y que reemplacen por completo el registro manual en Excel, incorporando perfiles diferenciados para clientes, colaboradores y administradores en las dos sucursales (Peñaflor y Talagante). Además del agendamiento y el abono de garantía, se planteó incorporar módulos de fidelización (cupones, puntos, ruleta de descuentos) para la primera versión (V1), a entregar en la semana 13. Como </w:t>
       </w:r>
       <w:proofErr w:type="spellStart"/>
       <w:r>
@@ -825,7 +821,6 @@
           <w:sz w:val="21"/>
           <w:szCs w:val="21"/>
         </w:rPr>
-        <w:t>roadmap</w:t>
       </w:r>
       <w:proofErr w:type="spellEnd"/>
       <w:r>
@@ -833,7 +828,6 @@
           <w:sz w:val="21"/>
           <w:szCs w:val="21"/>
         </w:rPr>
-        <w:t xml:space="preserve"> de escalabilidad para versiones futuras, fuera del alcance de esta primera entrega, se dejó definida la posibilidad de incorporar una tienda de productos de cuidado personal y un asistente de estilo asistido por IA, sin que esto afecte el alcance ni el cronograma comprometido para la V1.</w:t>
       </w:r>
     </w:p>
     <w:p>
@@ -1206,7 +1200,7 @@
               <w:rPr>
                 <w:color w:val="000000"/>
               </w:rPr>
-              <w:t>Dueño/a de Barbería Big Boys</w:t>
+              <w:t>Dueño/a de Barbería Big-Boys</w:t>
             </w:r>
           </w:p>
         </w:tc>
@@ -1274,7 +1268,7 @@
               <w:rPr>
                 <w:color w:val="000000"/>
               </w:rPr>
-              <w:t>Colaboradores de Barbería Big Boys</w:t>
+              <w:t>Colaboradores de Barbería Big-Boys</w:t>
             </w:r>
           </w:p>
         </w:tc>
@@ -1401,7 +1395,7 @@
           <w:sz w:val="21"/>
           <w:szCs w:val="21"/>
         </w:rPr>
-        <w:t xml:space="preserve">Se debe permitir a los clientes crear un perfil (validado con RUT chileno) y agendar mediante un flujo asistido paso a paso: sucursal, barbero, servicio, fecha y hora. Se debe exigir el abono de un monto fijo del servicio, mediante un simulador de pasarela de pago, para asegurar la asistencia y el cupo reservado. Se debe permitir el ingreso como invitado, con reserva </w:t>
+        <w:t>Se debe permitir a los clientes crear un perfil y agendar mediante un flujo asistido paso a paso: sucursal, barbero, servicio, fecha y hora. Se debe exigir un abono de reserva de monto fijo, procesado por una pasarela de pago, para asegurar la asistencia y el cupo reservado. Se debe permitir el ingreso como invitado, con reserva express y un pop-up promocional que incentive la creación de perfil. Los colaboradores deben poder registrar digitalmente cada atención y su monto, y cambiar el estado de las citas, reemplazando la planilla Excel. El administrador debe poder supervisar la agenda general, el desempeño de los colaboradores y generar reportes del negocio, considerando todas las sucursales del negocio. La app debe funcionar sin conexión (offline-first) y sincronizar automáticamente al recuperar la señal.</w:t>
       </w:r>
       <w:proofErr w:type="spellStart"/>
       <w:r>
@@ -1409,7 +1403,6 @@
           <w:sz w:val="21"/>
           <w:szCs w:val="21"/>
         </w:rPr>
-        <w:t>express</w:t>
       </w:r>
       <w:proofErr w:type="spellEnd"/>
       <w:r>
@@ -1417,7 +1410,6 @@
           <w:sz w:val="21"/>
           <w:szCs w:val="21"/>
         </w:rPr>
-        <w:t xml:space="preserve"> y un pop-up promocional que incentive la creación de perfil. Los colaboradores deben poder registrar digitalmente cada atención y su monto, y cambiar el estado de las citas, reemplazando la planilla Excel. El administrador debe poder supervisar la agenda general, el desempeño de los colaboradores y generar reportes del negocio, considerando que existen dos sucursales (Peñaflor y Talagante). La </w:t>
       </w:r>
       <w:proofErr w:type="gramStart"/>
       <w:r>
@@ -1425,7 +1417,6 @@
           <w:sz w:val="21"/>
           <w:szCs w:val="21"/>
         </w:rPr>
-        <w:t>app</w:t>
       </w:r>
       <w:proofErr w:type="gramEnd"/>
       <w:r>
@@ -1433,7 +1424,6 @@
           <w:sz w:val="21"/>
           <w:szCs w:val="21"/>
         </w:rPr>
-        <w:t xml:space="preserve"> debe funcionar sin conexión (offline-</w:t>
       </w:r>
       <w:proofErr w:type="spellStart"/>
       <w:r>
@@ -1441,7 +1431,6 @@
           <w:sz w:val="21"/>
           <w:szCs w:val="21"/>
         </w:rPr>
-        <w:t>first</w:t>
       </w:r>
       <w:proofErr w:type="spellEnd"/>
       <w:r>
@@ -1449,7 +1438,6 @@
           <w:sz w:val="21"/>
           <w:szCs w:val="21"/>
         </w:rPr>
-        <w:t>) y sincronizar automáticamente al recuperar la señal.</w:t>
       </w:r>
     </w:p>
     <w:p>
@@ -1640,7 +1628,7 @@
               <w:rPr>
                 <w:color w:val="000000"/>
               </w:rPr>
-              <w:t>Dueño/a de Barbería Big Boys</w:t>
+              <w:t>Dueño/a de Barbería Big-Boys</w:t>
             </w:r>
           </w:p>
         </w:tc>
@@ -1708,7 +1696,7 @@
               <w:rPr>
                 <w:color w:val="000000"/>
               </w:rPr>
-              <w:t>Colaboradores de Barbería Big Boys</w:t>
+              <w:t>Colaboradores de Barbería Big-Boys</w:t>
             </w:r>
           </w:p>
         </w:tc>
@@ -1776,7 +1764,7 @@
               <w:rPr>
                 <w:color w:val="000000"/>
               </w:rPr>
-              <w:t>Clientes de Barbería Big Boys</w:t>
+              <w:t>Clientes de Barbería Big-Boys</w:t>
             </w:r>
           </w:p>
         </w:tc>
@@ -1803,6 +1791,250 @@
       </w:tr>
     </w:tbl>
     <w:p/>
+    <w:p>
+      <w:pPr>
+        <w:pStyle w:val="Ttulo1"/>
+        <w:keepNext/>
+        <w:spacing w:before="300" w:after="140"/>
+      </w:pPr>
+      <w:r>
+        <w:rPr>
+          <w:b/>
+          <w:bCs/>
+          <w:color w:val="1F4E5F"/>
+          <w:sz w:val="26"/>
+          <w:szCs w:val="26"/>
+        </w:rPr>
+        <w:t>Nota de actualización (6 de octubre de 2026)</w:t>
+      </w:r>
+    </w:p>
+    <w:p>
+      <w:pPr>
+        <w:spacing w:before="0" w:after="120" w:line="276" w:lineRule="auto"/>
+      </w:pPr>
+      <w:r>
+        <w:rPr>
+          <w:sz w:val="21"/>
+          <w:szCs w:val="21"/>
+        </w:rPr>
+        <w:t>Esta acta registra lo conversado el 14 de agosto de 2026. Con posterioridad, y según el Control Integrado de Cambios (SC-01 a SC-07), se precisaron los siguientes datos, que prevalecen sobre el texto original:</w:t>
+      </w:r>
+    </w:p>
+    <w:p>
+      <w:pPr>
+        <w:spacing w:before="0" w:after="60" w:line="264" w:lineRule="auto"/>
+        <w:ind w:left="360" w:hanging="240"/>
+      </w:pPr>
+      <w:r>
+        <w:rPr>
+          <w:sz w:val="21"/>
+          <w:szCs w:val="21"/>
+        </w:rPr>
+        <w:t xml:space="preserve">• Nombre oficial: </w:t>
+      </w:r>
+      <w:r>
+        <w:rPr>
+          <w:b/>
+          <w:bCs/>
+          <w:sz w:val="21"/>
+          <w:szCs w:val="21"/>
+        </w:rPr>
+        <w:t>Proyecto Barbería Big-Boys</w:t>
+      </w:r>
+      <w:r>
+        <w:rPr>
+          <w:sz w:val="21"/>
+          <w:szCs w:val="21"/>
+        </w:rPr>
+        <w:t>.</w:t>
+      </w:r>
+    </w:p>
+    <w:p>
+      <w:pPr>
+        <w:spacing w:before="0" w:after="60" w:line="264" w:lineRule="auto"/>
+        <w:ind w:left="360" w:hanging="240"/>
+      </w:pPr>
+      <w:r>
+        <w:rPr>
+          <w:sz w:val="21"/>
+          <w:szCs w:val="21"/>
+        </w:rPr>
+        <w:t xml:space="preserve">• El negocio opera </w:t>
+      </w:r>
+      <w:r>
+        <w:rPr>
+          <w:b/>
+          <w:bCs/>
+          <w:sz w:val="21"/>
+          <w:szCs w:val="21"/>
+        </w:rPr>
+        <w:t>tres sucursales</w:t>
+      </w:r>
+      <w:r>
+        <w:rPr>
+          <w:sz w:val="21"/>
+          <w:szCs w:val="21"/>
+        </w:rPr>
+        <w:t>: Peñaflor – Sucursal 21 de Mayo (21 de Mayo 4566, casa matriz), Peñaflor – Sucursal Alcalde Luis Araya Cereceda (Alcalde Luis Araya Cereceda 4387) y Talagante (Boulevard del Centro, local 3).</w:t>
+      </w:r>
+    </w:p>
+    <w:p>
+      <w:pPr>
+        <w:spacing w:before="0" w:after="60" w:line="264" w:lineRule="auto"/>
+        <w:ind w:left="360" w:hanging="240"/>
+      </w:pPr>
+      <w:r>
+        <w:rPr>
+          <w:sz w:val="21"/>
+          <w:szCs w:val="21"/>
+        </w:rPr>
+        <w:t xml:space="preserve">• Abono de reserva: </w:t>
+      </w:r>
+      <w:r>
+        <w:rPr>
+          <w:b/>
+          <w:bCs/>
+          <w:sz w:val="21"/>
+          <w:szCs w:val="21"/>
+        </w:rPr>
+        <w:t>$3.000 CLP</w:t>
+      </w:r>
+      <w:r>
+        <w:rPr>
+          <w:sz w:val="21"/>
+          <w:szCs w:val="21"/>
+        </w:rPr>
+        <w:t xml:space="preserve"> fijo para todos los servicios, parametrizable; se descuenta del servicio; reagendamiento con ≥ 24 h (máximo 2 veces); anulación &lt; 24 h o inasistencia pierde el abono.</w:t>
+      </w:r>
+    </w:p>
+    <w:p>
+      <w:pPr>
+        <w:spacing w:before="0" w:after="60" w:line="264" w:lineRule="auto"/>
+        <w:ind w:left="360" w:hanging="240"/>
+      </w:pPr>
+      <w:r>
+        <w:rPr>
+          <w:sz w:val="21"/>
+          <w:szCs w:val="21"/>
+        </w:rPr>
+        <w:t>• No se solicitará RUT a los clientes (minimización de datos); se implementa de forma anticipada la Ley N° 21.719 (Ley N° 21.719, 2024).</w:t>
+      </w:r>
+    </w:p>
+    <w:p>
+      <w:pPr>
+        <w:spacing w:before="0" w:after="60" w:line="264" w:lineRule="auto"/>
+        <w:ind w:left="360" w:hanging="240"/>
+      </w:pPr>
+      <w:r>
+        <w:rPr>
+          <w:sz w:val="21"/>
+          <w:szCs w:val="21"/>
+        </w:rPr>
+        <w:t xml:space="preserve">• La base de datos será </w:t>
+      </w:r>
+      <w:r>
+        <w:rPr>
+          <w:b/>
+          <w:bCs/>
+          <w:sz w:val="21"/>
+          <w:szCs w:val="21"/>
+        </w:rPr>
+        <w:t>relacional (PostgreSQL)</w:t>
+      </w:r>
+      <w:r>
+        <w:rPr>
+          <w:sz w:val="21"/>
+          <w:szCs w:val="21"/>
+        </w:rPr>
+        <w:t>; la app conserva una caché local para operar sin conexión.</w:t>
+      </w:r>
+    </w:p>
+    <w:p>
+      <w:pPr>
+        <w:spacing w:before="0" w:after="60" w:line="264" w:lineRule="auto"/>
+        <w:ind w:left="360" w:hanging="240"/>
+      </w:pPr>
+      <w:r>
+        <w:rPr>
+          <w:sz w:val="21"/>
+          <w:szCs w:val="21"/>
+        </w:rPr>
+        <w:t>• Atribuciones (08-10-2026): el barbero solo consulta cuántas atenciones lleva, el monto de cada una y el total acumulado; el administrador del local (cajero/a) confirma el servicio, inicia y registra la atención y cambia los estados.</w:t>
+      </w:r>
+    </w:p>
+    <w:p>
+      <w:pPr>
+        <w:spacing w:before="0" w:after="60" w:line="264" w:lineRule="auto"/>
+        <w:ind w:left="360" w:hanging="240"/>
+      </w:pPr>
+      <w:r>
+        <w:rPr>
+          <w:sz w:val="21"/>
+          <w:szCs w:val="21"/>
+        </w:rPr>
+        <w:t>• Como el sistema se pondrá en uso real al aprobarse el proyecto, el abono se integrará con la pasarela real (Webpay Plus); durante el proyecto se prueba en su ambiente de integración, en lugar de la simulación mencionada originalmente.</w:t>
+      </w:r>
+    </w:p>
+    <w:p>
+      <w:pPr>
+        <w:spacing w:before="0" w:after="60" w:line="264" w:lineRule="auto"/>
+        <w:ind w:left="360" w:hanging="240"/>
+      </w:pPr>
+      <w:r>
+        <w:rPr>
+          <w:sz w:val="21"/>
+          <w:szCs w:val="21"/>
+        </w:rPr>
+        <w:t>• Demanda informada para días peak: 130 clientes atendidos y 26 que se van sin atención en total.</w:t>
+      </w:r>
+    </w:p>
+    <w:p>
+      <w:pPr>
+        <w:pStyle w:val="Ttulo1"/>
+        <w:keepNext/>
+        <w:pageBreakBefore/>
+        <w:spacing w:before="300" w:after="140"/>
+      </w:pPr>
+      <w:r>
+        <w:rPr>
+          <w:b/>
+          <w:bCs/>
+          <w:color w:val="1F4E5F"/>
+          <w:sz w:val="26"/>
+          <w:szCs w:val="26"/>
+        </w:rPr>
+        <w:t>Referencias</w:t>
+      </w:r>
+    </w:p>
+    <w:p>
+      <w:pPr>
+        <w:spacing w:before="0" w:after="120" w:line="360" w:lineRule="auto"/>
+        <w:ind w:left="720" w:hanging="720"/>
+      </w:pPr>
+      <w:r>
+        <w:rPr>
+          <w:sz w:val="21"/>
+          <w:szCs w:val="21"/>
+        </w:rPr>
+        <w:t xml:space="preserve">Ley N° 21.719. (2024, 13 de diciembre). </w:t>
+      </w:r>
+      <w:r>
+        <w:rPr>
+          <w:i/>
+          <w:iCs/>
+          <w:sz w:val="21"/>
+          <w:szCs w:val="21"/>
+        </w:rPr>
+        <w:t>Regula la protección y el tratamiento de los datos personales y crea la Agencia de Protección de Datos Personales</w:t>
+      </w:r>
+      <w:r>
+        <w:rPr>
+          <w:sz w:val="21"/>
+          <w:szCs w:val="21"/>
+        </w:rPr>
+        <w:t>. Diario Oficial de la República de Chile. https://www.bcn.cl/leychile/navegar?idNorma=1209272</w:t>
+      </w:r>
+    </w:p>
     <w:sectPr>
       <w:pgSz w:w="12240" w:h="15840"/>
       <w:pgMar w:top="1080" w:right="1440" w:bottom="1080" w:left="1440" w:header="708" w:footer="708" w:gutter="0"/>

--- a/Fase 2/Evidencias Proyecto/Evidencias de documentación/Acta Kick-Off - Barberia Big Boys.docx
+++ b/Fase 2/Evidencias Proyecto/Evidencias de documentación/Acta Kick-Off - Barberia Big Boys.docx
@@ -1805,7 +1805,7 @@
           <w:sz w:val="26"/>
           <w:szCs w:val="26"/>
         </w:rPr>
-        <w:t>Nota de actualización (6 de octubre de 2026)</w:t>
+        <w:t>Nota de actualización (6 de octubre de 2026; revisada el 22 de octubre de 2026)</w:t>
       </w:r>
     </w:p>
     <w:p>
@@ -1817,7 +1817,7 @@
           <w:sz w:val="21"/>
           <w:szCs w:val="21"/>
         </w:rPr>
-        <w:t>Esta acta registra lo conversado el 14 de agosto de 2026. Con posterioridad, y según el Control Integrado de Cambios (SC-01 a SC-07), se precisaron los siguientes datos, que prevalecen sobre el texto original:</w:t>
+        <w:t>Esta acta registra lo conversado el 14 de agosto de 2026. Con posterioridad, y según el Control Integrado de Cambios (SC-01 a SC-20), se precisaron los siguientes datos, que prevalecen sobre el texto original:</w:t>
       </w:r>
     </w:p>
     <w:p>
@@ -1930,7 +1930,7 @@
           <w:sz w:val="21"/>
           <w:szCs w:val="21"/>
         </w:rPr>
-        <w:t xml:space="preserve">• La base de datos será </w:t>
+        <w:t>• La base de datos será relacional (PostgreSQL, implementada en Supabase el 20-10-2026; SC-18); la app</w:t>
       </w:r>
       <w:r>
         <w:rPr>
@@ -1939,14 +1939,13 @@
           <w:sz w:val="21"/>
           <w:szCs w:val="21"/>
         </w:rPr>
-        <w:t>relacional (PostgreSQL)</w:t>
-      </w:r>
-      <w:r>
-        <w:rPr>
-          <w:sz w:val="21"/>
-          <w:szCs w:val="21"/>
-        </w:rPr>
-        <w:t>; la app conserva una caché local para operar sin conexión.</w:t>
+      </w:r>
+      <w:r>
+        <w:rPr>
+          <w:sz w:val="21"/>
+          <w:szCs w:val="21"/>
+        </w:rPr>
+        <w:t xml:space="preserve"> conserva una caché local para operar sin conexión.</w:t>
       </w:r>
     </w:p>
     <w:p>
@@ -2036,6 +2035,8 @@
       </w:r>
     </w:p>
     <w:sectPr>
+      <w:headerReference w:type="default" r:id="rId7"/>
+      <w:footerReference w:type="default" r:id="rId8"/>
       <w:pgSz w:w="12240" w:h="15840"/>
       <w:pgMar w:top="1080" w:right="1440" w:bottom="1080" w:left="1440" w:header="708" w:footer="708" w:gutter="0"/>
       <w:cols w:space="720"/>
@@ -2043,6 +2044,26 @@
     </w:sectPr>
   </w:body>
 </w:document>
+</file>
+
+<file path=word/footer1.xml><?xml version="1.0" encoding="utf-8"?>
+<w:ftr xmlns:m="http://schemas.openxmlformats.org/officeDocument/2006/math" xmlns:mc="http://schemas.openxmlformats.org/markup-compatibility/2006" xmlns:mo="http://schemas.microsoft.com/office/mac/office/2008/main" xmlns:mv="urn:schemas-microsoft-com:mac:vml" xmlns:o="urn:schemas-microsoft-com:office:office" xmlns:r="http://schemas.openxmlformats.org/officeDocument/2006/relationships" xmlns:v="urn:schemas-microsoft-com:vml" xmlns:w10="urn:schemas-microsoft-com:office:word" xmlns:w14="http://schemas.microsoft.com/office/word/2010/wordml" xmlns:w="http://schemas.openxmlformats.org/wordprocessingml/2006/main" xmlns:wne="http://schemas.microsoft.com/office/word/2006/wordml" xmlns:wp14="http://schemas.microsoft.com/office/word/2010/wordprocessingDrawing" xmlns:wp="http://schemas.openxmlformats.org/drawingml/2006/wordprocessingDrawing" xmlns:wpc="http://schemas.microsoft.com/office/word/2010/wordprocessingCanvas" xmlns:wpg="http://schemas.microsoft.com/office/word/2010/wordprocessingGroup" xmlns:wpi="http://schemas.microsoft.com/office/word/2010/wordprocessingInk" xmlns:wps="http://schemas.microsoft.com/office/word/2010/wordprocessingShape" mc:Ignorable="w14 wp14">
+  <w:p>
+    <w:pPr>
+      <w:pStyle w:val="Footer"/>
+    </w:pPr>
+  </w:p>
+</w:ftr>
+</file>
+
+<file path=word/header1.xml><?xml version="1.0" encoding="utf-8"?>
+<w:hdr xmlns:m="http://schemas.openxmlformats.org/officeDocument/2006/math" xmlns:mc="http://schemas.openxmlformats.org/markup-compatibility/2006" xmlns:mo="http://schemas.microsoft.com/office/mac/office/2008/main" xmlns:mv="urn:schemas-microsoft-com:mac:vml" xmlns:o="urn:schemas-microsoft-com:office:office" xmlns:r="http://schemas.openxmlformats.org/officeDocument/2006/relationships" xmlns:v="urn:schemas-microsoft-com:vml" xmlns:w10="urn:schemas-microsoft-com:office:word" xmlns:w14="http://schemas.microsoft.com/office/word/2010/wordml" xmlns:w="http://schemas.openxmlformats.org/wordprocessingml/2006/main" xmlns:wne="http://schemas.microsoft.com/office/word/2006/wordml" xmlns:wp14="http://schemas.microsoft.com/office/word/2010/wordprocessingDrawing" xmlns:wp="http://schemas.openxmlformats.org/drawingml/2006/wordprocessingDrawing" xmlns:wpc="http://schemas.microsoft.com/office/word/2010/wordprocessingCanvas" xmlns:wpg="http://schemas.microsoft.com/office/word/2010/wordprocessingGroup" xmlns:wpi="http://schemas.microsoft.com/office/word/2010/wordprocessingInk" xmlns:wps="http://schemas.microsoft.com/office/word/2010/wordprocessingShape" mc:Ignorable="w14 wp14">
+  <w:p>
+    <w:pPr>
+      <w:pStyle w:val="Header"/>
+    </w:pPr>
+  </w:p>
+</w:hdr>
 </file>
 
 <file path=word/numbering.xml><?xml version="1.0" encoding="utf-8"?>

--- a/Fase 2/Evidencias Proyecto/Evidencias de documentación/Acta Kick-Off - Barberia Big Boys.docx
+++ b/Fase 2/Evidencias Proyecto/Evidencias de documentación/Acta Kick-Off - Barberia Big Boys.docx
@@ -1817,7 +1817,7 @@
           <w:sz w:val="21"/>
           <w:szCs w:val="21"/>
         </w:rPr>
-        <w:t>Esta acta registra lo conversado el 14 de agosto de 2026. Con posterioridad, y según el Control Integrado de Cambios (SC-01 a SC-20), se precisaron los siguientes datos, que prevalecen sobre el texto original:</w:t>
+        <w:t>Esta acta registra lo conversado el 14 de agosto de 2026. Con posterioridad, y según el Control Integrado de Cambios (SC-01 a SC-21), se precisaron los siguientes datos, que prevalecen sobre el texto original:</w:t>
       </w:r>
     </w:p>
     <w:p>
